--- a/Day1/Day1_Documentation.docx
+++ b/Day1/Day1_Documentation.docx
@@ -2,7 +2,837 @@
 <file path=word/document2.xml><?xml version="1.0" encoding="utf-8"?>
 <w:document xmlns:wpc="http://schemas.microsoft.com/office/word/2010/wordprocessingCanvas" xmlns:mc="http://schemas.openxmlformats.org/markup-compatibility/2006" xmlns:o="urn:schemas-microsoft-com:office:office" xmlns:r="http://schemas.openxmlformats.org/officeDocument/2006/relationships" xmlns:m="http://schemas.openxmlformats.org/officeDocument/2006/math" xmlns:v="urn:schemas-microsoft-com:vml" xmlns:wp14="http://schemas.microsoft.com/office/word/2010/wordprocessingDrawing" xmlns:wp="http://schemas.openxmlformats.org/drawingml/2006/wordprocessingDrawing" xmlns:w10="urn:schemas-microsoft-com:office:word" xmlns:w="http://schemas.openxmlformats.org/wordprocessingml/2006/main" xmlns:w14="http://schemas.microsoft.com/office/word/2010/wordml" xmlns:w15="http://schemas.microsoft.com/office/word/2012/wordml" xmlns:wpg="http://schemas.microsoft.com/office/word/2010/wordprocessingGroup" xmlns:wpi="http://schemas.microsoft.com/office/word/2010/wordprocessingInk" xmlns:wne="http://schemas.microsoft.com/office/word/2006/wordml" xmlns:wps="http://schemas.microsoft.com/office/word/2010/wordprocessingShape" xmlns:w16se="http://schemas.microsoft.com/office/word/2015/wordml/symex" xmlns:w16cid="http://schemas.microsoft.com/office/word/2016/wordml/cid" xmlns:w16="http://schemas.microsoft.com/office/word/2018/wordml" xmlns:w16cex="http://schemas.microsoft.com/office/word/2018/wordml/cex" xmlns:w16sdtdh="http://schemas.microsoft.com/office/word/2020/wordml/sdtdatahash" xmlns:w16sdtfl="http://schemas.microsoft.com/office/word/2024/wordml/sdtformatlock" mc:Ignorable="w14 w15 wp14 w16se w16cid w16 w16cex w16sdtdh w16sdtfl">
   <w:body>
-    <w:p xmlns:wp14="http://schemas.microsoft.com/office/word/2010/wordml" wp14:paraId="5E5787A5" wp14:textId="77777777"/>
+    <w:p xmlns:wp14="http://schemas.microsoft.com/office/word/2010/wordml" wp14:paraId="026A8825" wp14:textId="045B01CF">
+      <w:pPr>
+        <w:pStyle w:val="Normal"/>
+        <w:spacing w:line="360" w:lineRule="auto"/>
+        <w:ind w:left="2160" w:firstLine="720"/>
+        <w:rPr>
+          <w:b w:val="1"/>
+          <w:bCs w:val="1"/>
+          <w:sz w:val="32"/>
+          <w:szCs w:val="32"/>
+        </w:rPr>
+      </w:pPr>
+      <w:r>
+        <w:rPr>
+          <w:b w:val="1"/>
+          <w:bCs w:val="1"/>
+          <w:sz w:val="32"/>
+          <w:szCs w:val="32"/>
+        </w:rPr>
+        <w:t>Day 1 – Documentation</w:t>
+      </w:r>
+    </w:p>
+    <w:p xmlns:wp14="http://schemas.microsoft.com/office/word/2010/wordml" wp14:paraId="2861168B" wp14:textId="5797B86F">
+      <w:pPr>
+        <w:pStyle w:val="Normal"/>
+        <w:spacing w:line="360" w:lineRule="auto"/>
+      </w:pPr>
+      <w:r>
+        <w:rPr/>
+        <w:t xml:space="preserve"> </w:t>
+      </w:r>
+    </w:p>
+    <w:p xmlns:wp14="http://schemas.microsoft.com/office/word/2010/wordml" wp14:paraId="0E5D1608" wp14:textId="7EECB099">
+      <w:pPr>
+        <w:pStyle w:val="Normal"/>
+        <w:spacing w:line="360" w:lineRule="auto"/>
+        <w:rPr>
+          <w:b w:val="1"/>
+          <w:bCs w:val="1"/>
+          <w:sz w:val="32"/>
+          <w:szCs w:val="32"/>
+        </w:rPr>
+      </w:pPr>
+      <w:r>
+        <w:rPr>
+          <w:b w:val="1"/>
+          <w:bCs w:val="1"/>
+          <w:sz w:val="28"/>
+          <w:szCs w:val="28"/>
+        </w:rPr>
+        <w:t xml:space="preserve">1. </w:t>
+      </w:r>
+      <w:r>
+        <w:rPr>
+          <w:b w:val="1"/>
+          <w:bCs w:val="1"/>
+          <w:sz w:val="28"/>
+          <w:szCs w:val="28"/>
+        </w:rPr>
+        <w:t>Qëllimi</w:t>
+      </w:r>
+      <w:r>
+        <w:rPr>
+          <w:b w:val="1"/>
+          <w:bCs w:val="1"/>
+          <w:sz w:val="28"/>
+          <w:szCs w:val="28"/>
+        </w:rPr>
+        <w:t xml:space="preserve"> </w:t>
+      </w:r>
+      <w:r>
+        <w:rPr>
+          <w:b w:val="1"/>
+          <w:bCs w:val="1"/>
+          <w:sz w:val="28"/>
+          <w:szCs w:val="28"/>
+        </w:rPr>
+        <w:t>i</w:t>
+      </w:r>
+      <w:r>
+        <w:rPr>
+          <w:b w:val="1"/>
+          <w:bCs w:val="1"/>
+          <w:sz w:val="28"/>
+          <w:szCs w:val="28"/>
+        </w:rPr>
+        <w:t xml:space="preserve"> </w:t>
+      </w:r>
+      <w:r>
+        <w:rPr>
+          <w:b w:val="1"/>
+          <w:bCs w:val="1"/>
+          <w:sz w:val="28"/>
+          <w:szCs w:val="28"/>
+        </w:rPr>
+        <w:t>ditës</w:t>
+      </w:r>
+    </w:p>
+    <w:p xmlns:wp14="http://schemas.microsoft.com/office/word/2010/wordml" wp14:paraId="15A44DB7" wp14:textId="4CCD0B77">
+      <w:pPr>
+        <w:pStyle w:val="Normal"/>
+        <w:spacing w:line="360" w:lineRule="auto"/>
+      </w:pPr>
+      <w:r>
+        <w:rPr/>
+        <w:t>Qëllimi</w:t>
+      </w:r>
+      <w:r>
+        <w:rPr/>
+        <w:t xml:space="preserve"> </w:t>
+      </w:r>
+      <w:r>
+        <w:rPr/>
+        <w:t>i</w:t>
+      </w:r>
+      <w:r>
+        <w:rPr/>
+        <w:t xml:space="preserve"> </w:t>
+      </w:r>
+      <w:r>
+        <w:rPr/>
+        <w:t>ditës</w:t>
+      </w:r>
+      <w:r>
+        <w:rPr/>
+        <w:t xml:space="preserve"> </w:t>
+      </w:r>
+      <w:r>
+        <w:rPr/>
+        <w:t>ishte</w:t>
+      </w:r>
+      <w:r>
+        <w:rPr/>
+        <w:t xml:space="preserve"> </w:t>
+      </w:r>
+      <w:r>
+        <w:rPr/>
+        <w:t>të</w:t>
+      </w:r>
+      <w:r>
+        <w:rPr/>
+        <w:t xml:space="preserve"> </w:t>
+      </w:r>
+      <w:r>
+        <w:rPr/>
+        <w:t>krijohej</w:t>
+      </w:r>
+      <w:r>
+        <w:rPr/>
+        <w:t xml:space="preserve"> </w:t>
+      </w:r>
+      <w:r>
+        <w:rPr/>
+        <w:t>programi</w:t>
+      </w:r>
+      <w:r>
+        <w:rPr/>
+        <w:t xml:space="preserve"> </w:t>
+      </w:r>
+      <w:r>
+        <w:rPr/>
+        <w:t>i</w:t>
+      </w:r>
+      <w:r>
+        <w:rPr/>
+        <w:t xml:space="preserve"> </w:t>
+      </w:r>
+      <w:r>
+        <w:rPr/>
+        <w:t>parë</w:t>
+      </w:r>
+      <w:r>
+        <w:rPr/>
+        <w:t xml:space="preserve"> </w:t>
+      </w:r>
+      <w:r>
+        <w:rPr/>
+        <w:t>në</w:t>
+      </w:r>
+      <w:r>
+        <w:rPr/>
+        <w:t xml:space="preserve"> </w:t>
+      </w:r>
+      <w:r>
+        <w:rPr/>
+        <w:t>gjuhën</w:t>
+      </w:r>
+      <w:r>
+        <w:rPr/>
+        <w:t xml:space="preserve"> C </w:t>
+      </w:r>
+      <w:r>
+        <w:rPr/>
+        <w:t>dhe</w:t>
+      </w:r>
+      <w:r>
+        <w:rPr/>
+        <w:t xml:space="preserve"> </w:t>
+      </w:r>
+      <w:r>
+        <w:rPr/>
+        <w:t>të</w:t>
+      </w:r>
+      <w:r>
+        <w:rPr/>
+        <w:t xml:space="preserve"> </w:t>
+      </w:r>
+      <w:r>
+        <w:rPr/>
+        <w:t>kuptohen</w:t>
+      </w:r>
+      <w:r>
+        <w:rPr/>
+        <w:t xml:space="preserve"> </w:t>
+      </w:r>
+      <w:r>
+        <w:rPr/>
+        <w:t>bazat</w:t>
+      </w:r>
+      <w:r>
+        <w:rPr/>
+        <w:t xml:space="preserve"> e Git </w:t>
+      </w:r>
+      <w:r>
+        <w:rPr/>
+        <w:t>dhe</w:t>
+      </w:r>
+      <w:r>
+        <w:rPr/>
+        <w:t xml:space="preserve"> GitHub.</w:t>
+      </w:r>
+    </w:p>
+    <w:p xmlns:wp14="http://schemas.microsoft.com/office/word/2010/wordml" wp14:paraId="0DC487A4" wp14:textId="1723D226">
+      <w:pPr>
+        <w:pStyle w:val="Normal"/>
+        <w:spacing w:line="360" w:lineRule="auto"/>
+      </w:pPr>
+      <w:r>
+        <w:rPr/>
+        <w:t xml:space="preserve"> </w:t>
+      </w:r>
+    </w:p>
+    <w:p xmlns:wp14="http://schemas.microsoft.com/office/word/2010/wordml" wp14:paraId="4BEAEFBD" wp14:textId="51B5049C">
+      <w:pPr>
+        <w:pStyle w:val="Normal"/>
+        <w:spacing w:line="360" w:lineRule="auto"/>
+        <w:rPr>
+          <w:b w:val="1"/>
+          <w:bCs w:val="1"/>
+          <w:sz w:val="32"/>
+          <w:szCs w:val="32"/>
+        </w:rPr>
+      </w:pPr>
+      <w:r>
+        <w:rPr>
+          <w:b w:val="1"/>
+          <w:bCs w:val="1"/>
+          <w:sz w:val="28"/>
+          <w:szCs w:val="28"/>
+        </w:rPr>
+        <w:t xml:space="preserve">2. </w:t>
+      </w:r>
+      <w:r>
+        <w:rPr>
+          <w:b w:val="1"/>
+          <w:bCs w:val="1"/>
+          <w:sz w:val="28"/>
+          <w:szCs w:val="28"/>
+        </w:rPr>
+        <w:t>Programi</w:t>
+      </w:r>
+      <w:r>
+        <w:rPr>
+          <w:b w:val="1"/>
+          <w:bCs w:val="1"/>
+          <w:sz w:val="28"/>
+          <w:szCs w:val="28"/>
+        </w:rPr>
+        <w:t xml:space="preserve"> Hello World</w:t>
+      </w:r>
+    </w:p>
+    <w:p xmlns:wp14="http://schemas.microsoft.com/office/word/2010/wordml" wp14:paraId="76F7F856" wp14:textId="0A7787C3">
+      <w:pPr>
+        <w:pStyle w:val="Normal"/>
+        <w:spacing w:line="360" w:lineRule="auto"/>
+      </w:pPr>
+      <w:r>
+        <w:rPr/>
+        <w:t>Krijova</w:t>
+      </w:r>
+      <w:r>
+        <w:rPr/>
+        <w:t xml:space="preserve"> </w:t>
+      </w:r>
+      <w:r>
+        <w:rPr/>
+        <w:t>një</w:t>
+      </w:r>
+      <w:r>
+        <w:rPr/>
+        <w:t xml:space="preserve"> program </w:t>
+      </w:r>
+      <w:r>
+        <w:rPr/>
+        <w:t>në</w:t>
+      </w:r>
+      <w:r>
+        <w:rPr/>
+        <w:t xml:space="preserve"> C </w:t>
+      </w:r>
+      <w:r>
+        <w:rPr/>
+        <w:t>që</w:t>
+      </w:r>
+      <w:r>
+        <w:rPr/>
+        <w:t xml:space="preserve"> </w:t>
+      </w:r>
+      <w:r>
+        <w:rPr/>
+        <w:t>shfaq</w:t>
+      </w:r>
+      <w:r>
+        <w:rPr/>
+        <w:t xml:space="preserve"> </w:t>
+      </w:r>
+      <w:r>
+        <w:rPr/>
+        <w:t>tekstin</w:t>
+      </w:r>
+      <w:r>
+        <w:rPr/>
+        <w:t xml:space="preserve"> "Hello, World!" duke </w:t>
+      </w:r>
+      <w:r>
+        <w:rPr/>
+        <w:t>përdorur</w:t>
+      </w:r>
+      <w:r>
+        <w:rPr/>
+        <w:t xml:space="preserve"> </w:t>
+      </w:r>
+      <w:r>
+        <w:rPr/>
+        <w:t>printf</w:t>
+      </w:r>
+      <w:r>
+        <w:rPr/>
+        <w:t>.</w:t>
+      </w:r>
+    </w:p>
+    <w:p xmlns:wp14="http://schemas.microsoft.com/office/word/2010/wordml" wp14:paraId="5FE8FADE" wp14:textId="34B95875">
+      <w:pPr>
+        <w:pStyle w:val="Normal"/>
+        <w:spacing w:line="360" w:lineRule="auto"/>
+      </w:pPr>
+      <w:r>
+        <w:rPr/>
+        <w:t xml:space="preserve"> </w:t>
+      </w:r>
+    </w:p>
+    <w:p xmlns:wp14="http://schemas.microsoft.com/office/word/2010/wordml" wp14:paraId="0D4CCA5C" wp14:textId="1AF81519">
+      <w:pPr>
+        <w:pStyle w:val="Normal"/>
+        <w:spacing w:line="360" w:lineRule="auto"/>
+        <w:rPr>
+          <w:b w:val="1"/>
+          <w:bCs w:val="1"/>
+          <w:sz w:val="32"/>
+          <w:szCs w:val="32"/>
+        </w:rPr>
+      </w:pPr>
+      <w:r>
+        <w:rPr>
+          <w:b w:val="1"/>
+          <w:bCs w:val="1"/>
+          <w:sz w:val="28"/>
+          <w:szCs w:val="28"/>
+        </w:rPr>
+        <w:t xml:space="preserve">3. Git </w:t>
+      </w:r>
+      <w:r>
+        <w:rPr>
+          <w:b w:val="1"/>
+          <w:bCs w:val="1"/>
+          <w:sz w:val="28"/>
+          <w:szCs w:val="28"/>
+        </w:rPr>
+        <w:t>dhe</w:t>
+      </w:r>
+      <w:r>
+        <w:rPr>
+          <w:b w:val="1"/>
+          <w:bCs w:val="1"/>
+          <w:sz w:val="28"/>
+          <w:szCs w:val="28"/>
+        </w:rPr>
+        <w:t xml:space="preserve"> GitHub</w:t>
+      </w:r>
+    </w:p>
+    <w:p xmlns:wp14="http://schemas.microsoft.com/office/word/2010/wordml" wp14:paraId="4CC96125" wp14:textId="31CED861">
+      <w:pPr>
+        <w:pStyle w:val="Normal"/>
+        <w:spacing w:line="360" w:lineRule="auto"/>
+      </w:pPr>
+      <w:r>
+        <w:rPr/>
+        <w:t>Përdora</w:t>
+      </w:r>
+      <w:r>
+        <w:rPr/>
+        <w:t xml:space="preserve"> Git </w:t>
+      </w:r>
+      <w:r>
+        <w:rPr/>
+        <w:t>për</w:t>
+      </w:r>
+      <w:r>
+        <w:rPr/>
+        <w:t xml:space="preserve"> </w:t>
+      </w:r>
+      <w:r>
+        <w:rPr/>
+        <w:t>të</w:t>
+      </w:r>
+      <w:r>
+        <w:rPr/>
+        <w:t xml:space="preserve"> </w:t>
+      </w:r>
+      <w:r>
+        <w:rPr/>
+        <w:t>menaxhuar</w:t>
+      </w:r>
+      <w:r>
+        <w:rPr/>
+        <w:t xml:space="preserve"> </w:t>
+      </w:r>
+      <w:r>
+        <w:rPr/>
+        <w:t>projektin</w:t>
+      </w:r>
+      <w:r>
+        <w:rPr/>
+        <w:t xml:space="preserve"> </w:t>
+      </w:r>
+      <w:r>
+        <w:rPr/>
+        <w:t>dhe</w:t>
+      </w:r>
+      <w:r>
+        <w:rPr/>
+        <w:t xml:space="preserve"> GitHub </w:t>
+      </w:r>
+      <w:r>
+        <w:rPr/>
+        <w:t>për</w:t>
+      </w:r>
+      <w:r>
+        <w:rPr/>
+        <w:t xml:space="preserve"> ta </w:t>
+      </w:r>
+      <w:r>
+        <w:rPr/>
+        <w:t>ruajtur</w:t>
+      </w:r>
+      <w:r>
+        <w:rPr/>
+        <w:t xml:space="preserve"> online. </w:t>
+      </w:r>
+      <w:r>
+        <w:rPr/>
+        <w:t>Krijova</w:t>
+      </w:r>
+      <w:r>
+        <w:rPr/>
+        <w:t xml:space="preserve"> repository </w:t>
+      </w:r>
+      <w:r>
+        <w:rPr/>
+        <w:t>dhe</w:t>
+      </w:r>
+      <w:r>
+        <w:rPr/>
+        <w:t xml:space="preserve"> </w:t>
+      </w:r>
+      <w:r>
+        <w:rPr/>
+        <w:t>përdora</w:t>
+      </w:r>
+      <w:r>
+        <w:rPr/>
+        <w:t xml:space="preserve"> branch personal.</w:t>
+      </w:r>
+    </w:p>
+    <w:p xmlns:wp14="http://schemas.microsoft.com/office/word/2010/wordml" wp14:paraId="7BC94BCE" wp14:textId="77604A75">
+      <w:pPr>
+        <w:pStyle w:val="Normal"/>
+        <w:spacing w:line="360" w:lineRule="auto"/>
+      </w:pPr>
+      <w:r>
+        <w:rPr/>
+        <w:t xml:space="preserve"> </w:t>
+      </w:r>
+    </w:p>
+    <w:p xmlns:wp14="http://schemas.microsoft.com/office/word/2010/wordml" wp14:paraId="4DB4D925" wp14:textId="263B4FE6">
+      <w:pPr>
+        <w:pStyle w:val="Normal"/>
+        <w:spacing w:line="360" w:lineRule="auto"/>
+        <w:rPr>
+          <w:b w:val="1"/>
+          <w:bCs w:val="1"/>
+          <w:sz w:val="32"/>
+          <w:szCs w:val="32"/>
+        </w:rPr>
+      </w:pPr>
+      <w:r>
+        <w:rPr>
+          <w:b w:val="1"/>
+          <w:bCs w:val="1"/>
+          <w:sz w:val="28"/>
+          <w:szCs w:val="28"/>
+        </w:rPr>
+        <w:t>4. Branch personal</w:t>
+      </w:r>
+    </w:p>
+    <w:p xmlns:wp14="http://schemas.microsoft.com/office/word/2010/wordml" wp14:paraId="40A30FF7" wp14:textId="7A4361EC">
+      <w:pPr>
+        <w:pStyle w:val="Normal"/>
+        <w:spacing w:line="360" w:lineRule="auto"/>
+      </w:pPr>
+      <w:r>
+        <w:rPr/>
+        <w:t>Krijova</w:t>
+      </w:r>
+      <w:r>
+        <w:rPr/>
+        <w:t xml:space="preserve"> branch-in Beis-Morina </w:t>
+      </w:r>
+      <w:r>
+        <w:rPr/>
+        <w:t>dhe</w:t>
+      </w:r>
+      <w:r>
+        <w:rPr/>
+        <w:t xml:space="preserve"> </w:t>
+      </w:r>
+      <w:r>
+        <w:rPr/>
+        <w:t>punova</w:t>
+      </w:r>
+      <w:r>
+        <w:rPr/>
+        <w:t xml:space="preserve"> </w:t>
+      </w:r>
+      <w:r>
+        <w:rPr/>
+        <w:t>vetëm</w:t>
+      </w:r>
+      <w:r>
+        <w:rPr/>
+        <w:t xml:space="preserve"> </w:t>
+      </w:r>
+      <w:r>
+        <w:rPr/>
+        <w:t>aty</w:t>
+      </w:r>
+      <w:r>
+        <w:rPr/>
+        <w:t xml:space="preserve">. Nuk </w:t>
+      </w:r>
+      <w:r>
+        <w:rPr/>
+        <w:t>bëra</w:t>
+      </w:r>
+      <w:r>
+        <w:rPr/>
+        <w:t xml:space="preserve"> </w:t>
+      </w:r>
+      <w:r>
+        <w:rPr/>
+        <w:t>ndryshime</w:t>
+      </w:r>
+      <w:r>
+        <w:rPr/>
+        <w:t xml:space="preserve"> </w:t>
+      </w:r>
+      <w:r>
+        <w:rPr/>
+        <w:t>në</w:t>
+      </w:r>
+      <w:r>
+        <w:rPr/>
+        <w:t xml:space="preserve"> main.</w:t>
+      </w:r>
+    </w:p>
+    <w:p xmlns:wp14="http://schemas.microsoft.com/office/word/2010/wordml" wp14:paraId="5A786966" wp14:textId="554EFC13">
+      <w:pPr>
+        <w:pStyle w:val="Normal"/>
+        <w:spacing w:line="360" w:lineRule="auto"/>
+      </w:pPr>
+      <w:r>
+        <w:rPr/>
+        <w:t xml:space="preserve"> </w:t>
+      </w:r>
+    </w:p>
+    <w:p xmlns:wp14="http://schemas.microsoft.com/office/word/2010/wordml" wp14:paraId="63C929E4" wp14:textId="133D7E60">
+      <w:pPr>
+        <w:pStyle w:val="Normal"/>
+        <w:spacing w:line="360" w:lineRule="auto"/>
+        <w:rPr>
+          <w:b w:val="1"/>
+          <w:bCs w:val="1"/>
+          <w:sz w:val="32"/>
+          <w:szCs w:val="32"/>
+        </w:rPr>
+      </w:pPr>
+      <w:r>
+        <w:rPr>
+          <w:b w:val="1"/>
+          <w:bCs w:val="1"/>
+          <w:sz w:val="28"/>
+          <w:szCs w:val="28"/>
+        </w:rPr>
+        <w:t xml:space="preserve">5. </w:t>
+      </w:r>
+      <w:r>
+        <w:rPr>
+          <w:b w:val="1"/>
+          <w:bCs w:val="1"/>
+          <w:sz w:val="28"/>
+          <w:szCs w:val="28"/>
+        </w:rPr>
+        <w:t>Struktura</w:t>
+      </w:r>
+      <w:r>
+        <w:rPr>
+          <w:b w:val="1"/>
+          <w:bCs w:val="1"/>
+          <w:sz w:val="28"/>
+          <w:szCs w:val="28"/>
+        </w:rPr>
+        <w:t xml:space="preserve"> e </w:t>
+      </w:r>
+      <w:r>
+        <w:rPr>
+          <w:b w:val="1"/>
+          <w:bCs w:val="1"/>
+          <w:sz w:val="28"/>
+          <w:szCs w:val="28"/>
+        </w:rPr>
+        <w:t>projektit</w:t>
+      </w:r>
+    </w:p>
+    <w:p xmlns:wp14="http://schemas.microsoft.com/office/word/2010/wordml" wp14:paraId="1BAD1703" wp14:textId="1C79AEB5">
+      <w:pPr>
+        <w:pStyle w:val="Normal"/>
+        <w:spacing w:line="360" w:lineRule="auto"/>
+      </w:pPr>
+      <w:r>
+        <w:rPr/>
+        <w:t>Krijova</w:t>
+      </w:r>
+      <w:r>
+        <w:rPr/>
+        <w:t xml:space="preserve"> </w:t>
+      </w:r>
+      <w:r>
+        <w:rPr/>
+        <w:t>folderin</w:t>
+      </w:r>
+      <w:r>
+        <w:rPr/>
+        <w:t xml:space="preserve"> Day1 </w:t>
+      </w:r>
+      <w:r>
+        <w:rPr/>
+        <w:t>dhe</w:t>
+      </w:r>
+      <w:r>
+        <w:rPr/>
+        <w:t xml:space="preserve"> </w:t>
+      </w:r>
+      <w:r>
+        <w:rPr/>
+        <w:t>skedarët</w:t>
+      </w:r>
+      <w:r>
+        <w:rPr/>
+        <w:t>:</w:t>
+      </w:r>
+    </w:p>
+    <w:p xmlns:wp14="http://schemas.microsoft.com/office/word/2010/wordml" wp14:paraId="669B8DA5" wp14:textId="72894749">
+      <w:pPr>
+        <w:pStyle w:val="Normal"/>
+        <w:spacing w:line="360" w:lineRule="auto"/>
+      </w:pPr>
+      <w:r>
+        <w:rPr/>
+        <w:t xml:space="preserve">- </w:t>
+      </w:r>
+      <w:r>
+        <w:rPr/>
+        <w:t>hello_world.c</w:t>
+      </w:r>
+    </w:p>
+    <w:p xmlns:wp14="http://schemas.microsoft.com/office/word/2010/wordml" wp14:paraId="62754AF9" wp14:textId="6A15B34C">
+      <w:pPr>
+        <w:pStyle w:val="Normal"/>
+        <w:spacing w:line="360" w:lineRule="auto"/>
+      </w:pPr>
+      <w:r>
+        <w:rPr/>
+        <w:t xml:space="preserve">- </w:t>
+      </w:r>
+      <w:r>
+        <w:rPr/>
+        <w:t>student_profile.c</w:t>
+      </w:r>
+    </w:p>
+    <w:p xmlns:wp14="http://schemas.microsoft.com/office/word/2010/wordml" wp14:paraId="2E591DE1" wp14:textId="1A272FF2">
+      <w:pPr>
+        <w:pStyle w:val="Normal"/>
+        <w:spacing w:line="360" w:lineRule="auto"/>
+      </w:pPr>
+      <w:r>
+        <w:rPr/>
+        <w:t>- Day1_Documentation.docx</w:t>
+      </w:r>
+    </w:p>
+    <w:p xmlns:wp14="http://schemas.microsoft.com/office/word/2010/wordml" wp14:paraId="0E02E67C" wp14:textId="5F733BFD">
+      <w:pPr>
+        <w:pStyle w:val="Normal"/>
+        <w:spacing w:line="360" w:lineRule="auto"/>
+      </w:pPr>
+      <w:r>
+        <w:rPr/>
+        <w:t xml:space="preserve"> </w:t>
+      </w:r>
+    </w:p>
+    <w:p xmlns:wp14="http://schemas.microsoft.com/office/word/2010/wordml" wp14:paraId="4F54D4A0" wp14:textId="5A3D04D9">
+      <w:pPr>
+        <w:pStyle w:val="Normal"/>
+        <w:spacing w:line="360" w:lineRule="auto"/>
+        <w:rPr>
+          <w:b w:val="1"/>
+          <w:bCs w:val="1"/>
+          <w:sz w:val="32"/>
+          <w:szCs w:val="32"/>
+        </w:rPr>
+      </w:pPr>
+      <w:r>
+        <w:rPr>
+          <w:b w:val="1"/>
+          <w:bCs w:val="1"/>
+          <w:sz w:val="28"/>
+          <w:szCs w:val="28"/>
+        </w:rPr>
+        <w:t xml:space="preserve">6. </w:t>
+      </w:r>
+      <w:r>
+        <w:rPr>
+          <w:b w:val="1"/>
+          <w:bCs w:val="1"/>
+          <w:sz w:val="28"/>
+          <w:szCs w:val="28"/>
+        </w:rPr>
+        <w:t>Përfundim</w:t>
+      </w:r>
+    </w:p>
+    <w:p xmlns:wp14="http://schemas.microsoft.com/office/word/2010/wordml" wp14:paraId="5E5787A5" wp14:textId="1264A162">
+      <w:pPr>
+        <w:pStyle w:val="Normal"/>
+        <w:spacing w:line="360" w:lineRule="auto"/>
+      </w:pPr>
+      <w:r>
+        <w:rPr/>
+        <w:t>Mësova</w:t>
+      </w:r>
+      <w:r>
+        <w:rPr/>
+        <w:t xml:space="preserve"> </w:t>
+      </w:r>
+      <w:r>
+        <w:rPr/>
+        <w:t>bazat</w:t>
+      </w:r>
+      <w:r>
+        <w:rPr/>
+        <w:t xml:space="preserve"> e C </w:t>
+      </w:r>
+      <w:r>
+        <w:rPr/>
+        <w:t>dhe</w:t>
+      </w:r>
+      <w:r>
+        <w:rPr/>
+        <w:t xml:space="preserve"> Git/GitHub </w:t>
+      </w:r>
+      <w:r>
+        <w:rPr/>
+        <w:t>për</w:t>
+      </w:r>
+      <w:r>
+        <w:rPr/>
+        <w:t xml:space="preserve"> </w:t>
+      </w:r>
+      <w:r>
+        <w:rPr/>
+        <w:t>punë</w:t>
+      </w:r>
+      <w:r>
+        <w:rPr/>
+        <w:t xml:space="preserve"> </w:t>
+      </w:r>
+      <w:r>
+        <w:rPr/>
+        <w:t>në</w:t>
+      </w:r>
+      <w:r>
+        <w:rPr/>
+        <w:t xml:space="preserve"> </w:t>
+      </w:r>
+      <w:r>
+        <w:rPr/>
+        <w:t>projekt</w:t>
+      </w:r>
+      <w:r>
+        <w:rPr/>
+        <w:t>.</w:t>
+      </w:r>
+    </w:p>
     <w:sectPr>
       <w:pgSz w:w="11906" w:h="16838" w:orient="portrait"/>
       <w:pgMar w:top="1440" w:right="1440" w:bottom="1440" w:left="1440" w:header="720" w:footer="720" w:gutter="0"/>
@@ -11,6 +841,126 @@
     </w:sectPr>
   </w:body>
 </w:document>
+</file>
+
+<file path=word/numbering.xml><?xml version="1.0" encoding="utf-8"?>
+<w:numbering xmlns:w="http://schemas.openxmlformats.org/wordprocessingml/2006/main">
+  <w:abstractNum xmlns:w="http://schemas.openxmlformats.org/wordprocessingml/2006/main" w:abstractNumId="1">
+    <w:nsid w:val="189c999c"/>
+    <w:multiLevelType xmlns:w="http://schemas.openxmlformats.org/wordprocessingml/2006/main" w:val="hybridMultilevel"/>
+    <w:lvl xmlns:w="http://schemas.openxmlformats.org/wordprocessingml/2006/main" w:ilvl="0">
+      <w:start w:val="1"/>
+      <w:numFmt w:val="bullet"/>
+      <w:lvlText w:val=""/>
+      <w:lvlJc w:val="left"/>
+      <w:pPr>
+        <w:ind w:left="720" w:hanging="360"/>
+      </w:pPr>
+      <w:rPr>
+        <w:rFonts w:hint="default" w:ascii="Symbol" w:hAnsi="Symbol"/>
+      </w:rPr>
+    </w:lvl>
+    <w:lvl xmlns:w="http://schemas.openxmlformats.org/wordprocessingml/2006/main" w:ilvl="1">
+      <w:start w:val="1"/>
+      <w:numFmt w:val="bullet"/>
+      <w:lvlText w:val="o"/>
+      <w:lvlJc w:val="left"/>
+      <w:pPr>
+        <w:ind w:left="1440" w:hanging="360"/>
+      </w:pPr>
+      <w:rPr>
+        <w:rFonts w:hint="default" w:ascii="Courier New" w:hAnsi="Courier New"/>
+      </w:rPr>
+    </w:lvl>
+    <w:lvl xmlns:w="http://schemas.openxmlformats.org/wordprocessingml/2006/main" w:ilvl="2">
+      <w:start w:val="1"/>
+      <w:numFmt w:val="bullet"/>
+      <w:lvlText w:val=""/>
+      <w:lvlJc w:val="left"/>
+      <w:pPr>
+        <w:ind w:left="2160" w:hanging="360"/>
+      </w:pPr>
+      <w:rPr>
+        <w:rFonts w:hint="default" w:ascii="Wingdings" w:hAnsi="Wingdings"/>
+      </w:rPr>
+    </w:lvl>
+    <w:lvl xmlns:w="http://schemas.openxmlformats.org/wordprocessingml/2006/main" w:ilvl="3">
+      <w:start w:val="1"/>
+      <w:numFmt w:val="bullet"/>
+      <w:lvlText w:val=""/>
+      <w:lvlJc w:val="left"/>
+      <w:pPr>
+        <w:ind w:left="2880" w:hanging="360"/>
+      </w:pPr>
+      <w:rPr>
+        <w:rFonts w:hint="default" w:ascii="Symbol" w:hAnsi="Symbol"/>
+      </w:rPr>
+    </w:lvl>
+    <w:lvl xmlns:w="http://schemas.openxmlformats.org/wordprocessingml/2006/main" w:ilvl="4">
+      <w:start w:val="1"/>
+      <w:numFmt w:val="bullet"/>
+      <w:lvlText w:val="o"/>
+      <w:lvlJc w:val="left"/>
+      <w:pPr>
+        <w:ind w:left="3600" w:hanging="360"/>
+      </w:pPr>
+      <w:rPr>
+        <w:rFonts w:hint="default" w:ascii="Courier New" w:hAnsi="Courier New"/>
+      </w:rPr>
+    </w:lvl>
+    <w:lvl xmlns:w="http://schemas.openxmlformats.org/wordprocessingml/2006/main" w:ilvl="5">
+      <w:start w:val="1"/>
+      <w:numFmt w:val="bullet"/>
+      <w:lvlText w:val=""/>
+      <w:lvlJc w:val="left"/>
+      <w:pPr>
+        <w:ind w:left="4320" w:hanging="360"/>
+      </w:pPr>
+      <w:rPr>
+        <w:rFonts w:hint="default" w:ascii="Wingdings" w:hAnsi="Wingdings"/>
+      </w:rPr>
+    </w:lvl>
+    <w:lvl xmlns:w="http://schemas.openxmlformats.org/wordprocessingml/2006/main" w:ilvl="6">
+      <w:start w:val="1"/>
+      <w:numFmt w:val="bullet"/>
+      <w:lvlText w:val=""/>
+      <w:lvlJc w:val="left"/>
+      <w:pPr>
+        <w:ind w:left="5040" w:hanging="360"/>
+      </w:pPr>
+      <w:rPr>
+        <w:rFonts w:hint="default" w:ascii="Symbol" w:hAnsi="Symbol"/>
+      </w:rPr>
+    </w:lvl>
+    <w:lvl xmlns:w="http://schemas.openxmlformats.org/wordprocessingml/2006/main" w:ilvl="7">
+      <w:start w:val="1"/>
+      <w:numFmt w:val="bullet"/>
+      <w:lvlText w:val="o"/>
+      <w:lvlJc w:val="left"/>
+      <w:pPr>
+        <w:ind w:left="5760" w:hanging="360"/>
+      </w:pPr>
+      <w:rPr>
+        <w:rFonts w:hint="default" w:ascii="Courier New" w:hAnsi="Courier New"/>
+      </w:rPr>
+    </w:lvl>
+    <w:lvl xmlns:w="http://schemas.openxmlformats.org/wordprocessingml/2006/main" w:ilvl="8">
+      <w:start w:val="1"/>
+      <w:numFmt w:val="bullet"/>
+      <w:lvlText w:val=""/>
+      <w:lvlJc w:val="left"/>
+      <w:pPr>
+        <w:ind w:left="6480" w:hanging="360"/>
+      </w:pPr>
+      <w:rPr>
+        <w:rFonts w:hint="default" w:ascii="Wingdings" w:hAnsi="Wingdings"/>
+      </w:rPr>
+    </w:lvl>
+  </w:abstractNum>
+  <w:num w:numId="1">
+    <w:abstractNumId w:val="1"/>
+  </w:num>
+</w:numbering>
 </file>
 
 <file path=word/styles.xml><?xml version="1.0" encoding="utf-8"?>
@@ -434,6 +1384,59 @@
     <w:semiHidden/>
     <w:unhideWhenUsed/>
   </w:style>
+  <w:style w:type="paragraph" w:styleId="Heading1">
+    <w:uiPriority w:val="9"/>
+    <w:name w:val="heading 1"/>
+    <w:basedOn w:val="Normal"/>
+    <w:next w:val="Normal"/>
+    <w:qFormat/>
+    <w:rsid w:val="04DE899B"/>
+    <w:rPr>
+      <w:rFonts w:ascii="Aptos Display" w:hAnsi="Aptos Display" w:eastAsia="" w:cs="" w:asciiTheme="majorAscii" w:hAnsiTheme="majorAscii" w:eastAsiaTheme="majorEastAsia" w:cstheme="majorBidi"/>
+      <w:color w:val="0F4761" w:themeColor="accent1" w:themeTint="FF" w:themeShade="BF"/>
+      <w:sz w:val="40"/>
+      <w:szCs w:val="40"/>
+    </w:rPr>
+    <w:pPr>
+      <w:keepNext w:val="1"/>
+      <w:keepLines w:val="1"/>
+      <w:spacing w:before="360" w:after="80"/>
+      <w:outlineLvl w:val="0"/>
+    </w:pPr>
+  </w:style>
+  <w:style w:type="paragraph" w:styleId="Heading2">
+    <w:uiPriority w:val="9"/>
+    <w:name w:val="heading 2"/>
+    <w:basedOn w:val="Normal"/>
+    <w:next w:val="Normal"/>
+    <w:unhideWhenUsed/>
+    <w:qFormat/>
+    <w:rsid w:val="04DE899B"/>
+    <w:rPr>
+      <w:rFonts w:ascii="Aptos Display" w:hAnsi="Aptos Display" w:eastAsia="" w:cs="" w:asciiTheme="majorAscii" w:hAnsiTheme="majorAscii" w:eastAsiaTheme="majorEastAsia" w:cstheme="majorBidi"/>
+      <w:color w:val="0F4761" w:themeColor="accent1" w:themeTint="FF" w:themeShade="BF"/>
+      <w:sz w:val="32"/>
+      <w:szCs w:val="32"/>
+    </w:rPr>
+    <w:pPr>
+      <w:keepNext w:val="1"/>
+      <w:keepLines w:val="1"/>
+      <w:spacing w:before="160" w:after="80"/>
+      <w:outlineLvl w:val="1"/>
+    </w:pPr>
+  </w:style>
+  <w:style w:type="paragraph" w:styleId="ListParagraph">
+    <w:uiPriority w:val="34"/>
+    <w:name w:val="List Paragraph"/>
+    <w:basedOn w:val="Normal"/>
+    <w:qFormat/>
+    <w:rsid w:val="04DE899B"/>
+    <w:pPr>
+      <w:spacing/>
+      <w:ind w:left="720"/>
+      <w:contextualSpacing/>
+    </w:pPr>
+  </w:style>
 </w:styles>
 </file>
 
